--- a/docs/RAG HOL.docx
+++ b/docs/RAG HOL.docx
@@ -923,6 +923,24 @@
         <w:rPr>
           <w:lang w:val="en-US"/>
         </w:rPr>
+        <w:t>Navigate to the Azure portal.</w:t>
+      </w:r>
+    </w:p>
+    <w:p>
+      <w:pPr>
+        <w:pStyle w:val="ListParagraph"/>
+        <w:numPr>
+          <w:ilvl w:val="0"/>
+          <w:numId w:val="39"/>
+        </w:numPr>
+        <w:rPr>
+          <w:lang w:val="en-US"/>
+        </w:rPr>
+      </w:pPr>
+      <w:r>
+        <w:rPr>
+          <w:lang w:val="en-US"/>
+        </w:rPr>
         <w:t>Create a R</w:t>
       </w:r>
       <w:r>
@@ -957,8 +975,18 @@
           <w:bCs/>
           <w:lang w:val="en-US"/>
         </w:rPr>
-        <w:t>-rag-foundry-rg</w:t>
-      </w:r>
+        <w:t>-rag-foundry-</w:t>
+      </w:r>
+      <w:proofErr w:type="spellStart"/>
+      <w:r>
+        <w:rPr>
+          <w:b/>
+          <w:bCs/>
+          <w:lang w:val="en-US"/>
+        </w:rPr>
+        <w:t>rg</w:t>
+      </w:r>
+      <w:proofErr w:type="spellEnd"/>
       <w:r>
         <w:rPr>
           <w:lang w:val="en-US"/>
@@ -1013,7 +1041,7 @@
           <w:bCs/>
           <w:lang w:val="en-US"/>
         </w:rPr>
-        <w:t>initials</w:t>
+        <w:t>initials&gt;</w:t>
       </w:r>
       <w:r>
         <w:rPr>
@@ -1021,16 +1049,18 @@
           <w:bCs/>
           <w:lang w:val="en-US"/>
         </w:rPr>
-        <w:t>&gt;</w:t>
-      </w:r>
+        <w:t>-</w:t>
+      </w:r>
+      <w:proofErr w:type="spellStart"/>
       <w:r>
         <w:rPr>
           <w:b/>
           <w:bCs/>
           <w:lang w:val="en-US"/>
         </w:rPr>
-        <w:t>-msfoundry</w:t>
-      </w:r>
+        <w:t>msfoundry</w:t>
+      </w:r>
+      <w:proofErr w:type="spellEnd"/>
       <w:r>
         <w:rPr>
           <w:lang w:val="en-US"/>
@@ -1067,7 +1097,7 @@
           <w:bCs/>
           <w:lang w:val="en-US"/>
         </w:rPr>
-        <w:t>initials</w:t>
+        <w:t>initials&gt;</w:t>
       </w:r>
       <w:r>
         <w:rPr>
@@ -1075,15 +1105,25 @@
           <w:bCs/>
           <w:lang w:val="en-US"/>
         </w:rPr>
-        <w:t>&gt;</w:t>
-      </w:r>
+        <w:t>-</w:t>
+      </w:r>
+      <w:proofErr w:type="spellStart"/>
       <w:r>
         <w:rPr>
           <w:b/>
           <w:bCs/>
           <w:lang w:val="en-US"/>
         </w:rPr>
-        <w:t>-prj-agentic-rag-demo</w:t>
+        <w:t>prj</w:t>
+      </w:r>
+      <w:proofErr w:type="spellEnd"/>
+      <w:r>
+        <w:rPr>
+          <w:b/>
+          <w:bCs/>
+          <w:lang w:val="en-US"/>
+        </w:rPr>
+        <w:t>-agentic-rag-demo</w:t>
       </w:r>
     </w:p>
     <w:p>
@@ -1348,6 +1388,25 @@
     </w:p>
     <w:p>
       <w:pPr>
+        <w:rPr>
+          <w:i/>
+          <w:iCs/>
+          <w:u w:val="single"/>
+          <w:lang w:val="en-US"/>
+        </w:rPr>
+      </w:pPr>
+      <w:r>
+        <w:rPr>
+          <w:i/>
+          <w:iCs/>
+          <w:u w:val="single"/>
+          <w:lang w:val="en-US"/>
+        </w:rPr>
+        <w:t>You can even ask it to generate a prompt for you.</w:t>
+      </w:r>
+    </w:p>
+    <w:p>
+      <w:pPr>
         <w:pBdr>
           <w:top w:val="single" w:sz="4" w:space="1" w:color="auto"/>
           <w:left w:val="single" w:sz="4" w:space="4" w:color="auto"/>
@@ -1355,20 +1414,18 @@
           <w:right w:val="single" w:sz="4" w:space="4" w:color="auto"/>
         </w:pBdr>
         <w:rPr>
-          <w:i/>
-          <w:iCs/>
-          <w:u w:val="single"/>
-          <w:lang w:val="en-US"/>
-        </w:rPr>
-      </w:pPr>
-      <w:r>
-        <w:rPr>
-          <w:i/>
-          <w:iCs/>
-          <w:u w:val="single"/>
-          <w:lang w:val="en-US"/>
-        </w:rPr>
-        <w:t>You can even ask it to generate a prompt for you.</w:t>
+          <w:b/>
+          <w:bCs/>
+          <w:lang w:val="en-US"/>
+        </w:rPr>
+      </w:pPr>
+      <w:r>
+        <w:rPr>
+          <w:b/>
+          <w:bCs/>
+          <w:lang w:val="en-US"/>
+        </w:rPr>
+        <w:t>Prompt:</w:t>
       </w:r>
     </w:p>
     <w:p>
@@ -1380,39 +1437,32 @@
           <w:right w:val="single" w:sz="4" w:space="4" w:color="auto"/>
         </w:pBdr>
         <w:rPr>
-          <w:b/>
-          <w:bCs/>
-          <w:lang w:val="en-US"/>
-        </w:rPr>
-      </w:pPr>
-      <w:r>
-        <w:rPr>
-          <w:b/>
-          <w:bCs/>
-          <w:lang w:val="en-US"/>
-        </w:rPr>
-        <w:t>Prompt:</w:t>
-      </w:r>
-    </w:p>
-    <w:p>
-      <w:pPr>
-        <w:pBdr>
-          <w:top w:val="single" w:sz="4" w:space="1" w:color="auto"/>
-          <w:left w:val="single" w:sz="4" w:space="4" w:color="auto"/>
-          <w:bottom w:val="single" w:sz="4" w:space="1" w:color="auto"/>
-          <w:right w:val="single" w:sz="4" w:space="4" w:color="auto"/>
-        </w:pBdr>
-        <w:rPr>
-          <w:rFonts w:ascii="Cascadia Code" w:hAnsi="Cascadia Code"/>
-          <w:lang w:val="en-US"/>
-        </w:rPr>
-      </w:pPr>
-      <w:r>
-        <w:rPr>
-          <w:rFonts w:ascii="Cascadia Code" w:hAnsi="Cascadia Code"/>
-          <w:lang w:val="en-US"/>
-        </w:rPr>
-        <w:t>Create a system prompt that will encourage our AI agent to only pull from the AI search knowledge base with ebook data that we upload.</w:t>
+          <w:rFonts w:ascii="Cascadia Code" w:hAnsi="Cascadia Code"/>
+          <w:lang w:val="en-US"/>
+        </w:rPr>
+      </w:pPr>
+      <w:r>
+        <w:rPr>
+          <w:rFonts w:ascii="Cascadia Code" w:hAnsi="Cascadia Code"/>
+          <w:lang w:val="en-US"/>
+        </w:rPr>
+        <w:t xml:space="preserve">Create a system prompt that will encourage our AI agent to only pull from the AI search knowledge base with </w:t>
+      </w:r>
+      <w:proofErr w:type="spellStart"/>
+      <w:r>
+        <w:rPr>
+          <w:rFonts w:ascii="Cascadia Code" w:hAnsi="Cascadia Code"/>
+          <w:lang w:val="en-US"/>
+        </w:rPr>
+        <w:t>ebook</w:t>
+      </w:r>
+      <w:proofErr w:type="spellEnd"/>
+      <w:r>
+        <w:rPr>
+          <w:rFonts w:ascii="Cascadia Code" w:hAnsi="Cascadia Code"/>
+          <w:lang w:val="en-US"/>
+        </w:rPr>
+        <w:t xml:space="preserve"> data that we upload.</w:t>
       </w:r>
     </w:p>
     <w:p>
@@ -1470,7 +1520,71 @@
           <w:rFonts w:ascii="Cascadia Code" w:hAnsi="Cascadia Code"/>
           <w:lang w:val="en-US"/>
         </w:rPr>
-        <w:t>You are an AI agent whose sole source of information is the AI search knowledge base containing the ebook data provided by the user. You must only generate responses based on the information present in this uploaded ebook data. If you do not find sufficient information to answer a question within this knowledge base, respond with: "I'm sorry, I cannot answer this question based on the current ebook data." Do not use any external or prior knowledge. Always provide references or excerpts from the ebook data to support your answers.</w:t>
+        <w:t xml:space="preserve">You are an AI agent whose sole source of information is the AI search knowledge base containing the </w:t>
+      </w:r>
+      <w:proofErr w:type="spellStart"/>
+      <w:r>
+        <w:rPr>
+          <w:rFonts w:ascii="Cascadia Code" w:hAnsi="Cascadia Code"/>
+          <w:lang w:val="en-US"/>
+        </w:rPr>
+        <w:t>ebook</w:t>
+      </w:r>
+      <w:proofErr w:type="spellEnd"/>
+      <w:r>
+        <w:rPr>
+          <w:rFonts w:ascii="Cascadia Code" w:hAnsi="Cascadia Code"/>
+          <w:lang w:val="en-US"/>
+        </w:rPr>
+        <w:t xml:space="preserve"> data provided by the user. You must only generate responses based on the information present in this uploaded </w:t>
+      </w:r>
+      <w:proofErr w:type="spellStart"/>
+      <w:r>
+        <w:rPr>
+          <w:rFonts w:ascii="Cascadia Code" w:hAnsi="Cascadia Code"/>
+          <w:lang w:val="en-US"/>
+        </w:rPr>
+        <w:t>ebook</w:t>
+      </w:r>
+      <w:proofErr w:type="spellEnd"/>
+      <w:r>
+        <w:rPr>
+          <w:rFonts w:ascii="Cascadia Code" w:hAnsi="Cascadia Code"/>
+          <w:lang w:val="en-US"/>
+        </w:rPr>
+        <w:t xml:space="preserve"> data. If you do not find sufficient information to answer a question within this knowledge base, respond with: "I'm sorry, I cannot answer this question based on the current </w:t>
+      </w:r>
+      <w:proofErr w:type="spellStart"/>
+      <w:r>
+        <w:rPr>
+          <w:rFonts w:ascii="Cascadia Code" w:hAnsi="Cascadia Code"/>
+          <w:lang w:val="en-US"/>
+        </w:rPr>
+        <w:t>ebook</w:t>
+      </w:r>
+      <w:proofErr w:type="spellEnd"/>
+      <w:r>
+        <w:rPr>
+          <w:rFonts w:ascii="Cascadia Code" w:hAnsi="Cascadia Code"/>
+          <w:lang w:val="en-US"/>
+        </w:rPr>
+        <w:t xml:space="preserve"> data." Do not use any external or prior knowledge. Always provide references or excerpts from the </w:t>
+      </w:r>
+      <w:proofErr w:type="spellStart"/>
+      <w:r>
+        <w:rPr>
+          <w:rFonts w:ascii="Cascadia Code" w:hAnsi="Cascadia Code"/>
+          <w:lang w:val="en-US"/>
+        </w:rPr>
+        <w:t>ebook</w:t>
+      </w:r>
+      <w:proofErr w:type="spellEnd"/>
+      <w:r>
+        <w:rPr>
+          <w:rFonts w:ascii="Cascadia Code" w:hAnsi="Cascadia Code"/>
+          <w:lang w:val="en-US"/>
+        </w:rPr>
+        <w:t xml:space="preserve"> data to support your answers.</w:t>
       </w:r>
     </w:p>
     <w:p>
@@ -1510,7 +1624,39 @@
           <w:rFonts w:ascii="Cascadia Code" w:hAnsi="Cascadia Code"/>
           <w:lang w:val="en-US"/>
         </w:rPr>
-        <w:t xml:space="preserve">You are an AI assistant designed to answer queries exclusively using the AI search knowledge base and the ebook data provided by the user. Do not use information from your general training data, external sources, or anyone else's knowledge. If you cannot find a relevant answer in the supplied knowledge base or ebook data, politely respond </w:t>
+        <w:t xml:space="preserve">You are an AI assistant designed to answer queries exclusively using the AI search knowledge base and the </w:t>
+      </w:r>
+      <w:proofErr w:type="spellStart"/>
+      <w:r>
+        <w:rPr>
+          <w:rFonts w:ascii="Cascadia Code" w:hAnsi="Cascadia Code"/>
+          <w:lang w:val="en-US"/>
+        </w:rPr>
+        <w:t>ebook</w:t>
+      </w:r>
+      <w:proofErr w:type="spellEnd"/>
+      <w:r>
+        <w:rPr>
+          <w:rFonts w:ascii="Cascadia Code" w:hAnsi="Cascadia Code"/>
+          <w:lang w:val="en-US"/>
+        </w:rPr>
+        <w:t xml:space="preserve"> data provided by the user. Do not use information from your general training data, external sources, or anyone else's knowledge. If you cannot find a relevant answer in the supplied knowledge base or </w:t>
+      </w:r>
+      <w:proofErr w:type="spellStart"/>
+      <w:r>
+        <w:rPr>
+          <w:rFonts w:ascii="Cascadia Code" w:hAnsi="Cascadia Code"/>
+          <w:lang w:val="en-US"/>
+        </w:rPr>
+        <w:t>ebook</w:t>
+      </w:r>
+      <w:proofErr w:type="spellEnd"/>
+      <w:r>
+        <w:rPr>
+          <w:rFonts w:ascii="Cascadia Code" w:hAnsi="Cascadia Code"/>
+          <w:lang w:val="en-US"/>
+        </w:rPr>
+        <w:t xml:space="preserve"> data, politely respond </w:t>
       </w:r>
       <w:r>
         <w:rPr>
@@ -1600,6 +1746,7 @@
         </w:rPr>
         <w:t>&lt;initials&gt;</w:t>
       </w:r>
+      <w:proofErr w:type="spellStart"/>
       <w:r>
         <w:rPr>
           <w:b/>
@@ -1608,6 +1755,7 @@
         </w:rPr>
         <w:t>hxstorage</w:t>
       </w:r>
+      <w:proofErr w:type="spellEnd"/>
     </w:p>
     <w:p>
       <w:pPr>
@@ -1624,7 +1772,31 @@
         <w:rPr>
           <w:lang w:val="en-US"/>
         </w:rPr>
-        <w:t>Azure Blob Storage, Workload: Other, Standard, LRS</w:t>
+        <w:t xml:space="preserve">Azure Blob Storage, Workload: Other, </w:t>
+      </w:r>
+      <w:r>
+        <w:rPr>
+          <w:lang w:val="en-US"/>
+        </w:rPr>
+        <w:t xml:space="preserve">Performance: </w:t>
+      </w:r>
+      <w:r>
+        <w:rPr>
+          <w:lang w:val="en-US"/>
+        </w:rPr>
+        <w:t xml:space="preserve">Standard, </w:t>
+      </w:r>
+      <w:r>
+        <w:rPr>
+          <w:lang w:val="en-US"/>
+        </w:rPr>
+        <w:t xml:space="preserve">Replication: </w:t>
+      </w:r>
+      <w:r>
+        <w:rPr>
+          <w:lang w:val="en-US"/>
+        </w:rPr>
+        <w:t>LRS</w:t>
       </w:r>
     </w:p>
     <w:p>
@@ -1776,7 +1948,7 @@
         <w:rPr>
           <w:lang w:val="en-US"/>
         </w:rPr>
-        <w:t xml:space="preserve">Boundaries  by Henry Cloud and John Townsend.pdf </w:t>
+        <w:t xml:space="preserve">Boundaries by Henry Cloud and John Townsend.pdf </w:t>
       </w:r>
     </w:p>
     <w:p>
@@ -1874,8 +2046,16 @@
         <w:rPr>
           <w:lang w:val="en-US"/>
         </w:rPr>
-        <w:t>-aisearch-tmp</w:t>
-      </w:r>
+        <w:t>-</w:t>
+      </w:r>
+      <w:proofErr w:type="spellStart"/>
+      <w:r>
+        <w:rPr>
+          <w:lang w:val="en-US"/>
+        </w:rPr>
+        <w:t>aisearch-tmp</w:t>
+      </w:r>
+      <w:proofErr w:type="spellEnd"/>
     </w:p>
     <w:p>
       <w:pPr>
@@ -2084,32 +2264,50 @@
           <w:bCs/>
           <w:lang w:val="en-US"/>
         </w:rPr>
-        <w:t>-prj-agentic-rag-demo</w:t>
-      </w:r>
-    </w:p>
-    <w:p>
-      <w:pPr>
-        <w:pStyle w:val="ListParagraph"/>
-        <w:numPr>
-          <w:ilvl w:val="0"/>
-          <w:numId w:val="39"/>
-        </w:numPr>
-        <w:rPr>
-          <w:lang w:val="en-US"/>
-        </w:rPr>
-      </w:pPr>
-      <w:r>
-        <w:rPr>
-          <w:lang w:val="en-US"/>
-        </w:rPr>
-        <w:t xml:space="preserve">Model: </w:t>
-      </w:r>
+        <w:t>-</w:t>
+      </w:r>
+      <w:proofErr w:type="spellStart"/>
       <w:r>
         <w:rPr>
           <w:b/>
           <w:bCs/>
           <w:lang w:val="en-US"/>
         </w:rPr>
+        <w:t>prj</w:t>
+      </w:r>
+      <w:proofErr w:type="spellEnd"/>
+      <w:r>
+        <w:rPr>
+          <w:b/>
+          <w:bCs/>
+          <w:lang w:val="en-US"/>
+        </w:rPr>
+        <w:t>-agentic-rag-demo</w:t>
+      </w:r>
+    </w:p>
+    <w:p>
+      <w:pPr>
+        <w:pStyle w:val="ListParagraph"/>
+        <w:numPr>
+          <w:ilvl w:val="0"/>
+          <w:numId w:val="39"/>
+        </w:numPr>
+        <w:rPr>
+          <w:lang w:val="en-US"/>
+        </w:rPr>
+      </w:pPr>
+      <w:r>
+        <w:rPr>
+          <w:lang w:val="en-US"/>
+        </w:rPr>
+        <w:t xml:space="preserve">Model: </w:t>
+      </w:r>
+      <w:r>
+        <w:rPr>
+          <w:b/>
+          <w:bCs/>
+          <w:lang w:val="en-US"/>
+        </w:rPr>
         <w:t>text-embedding-3-small</w:t>
       </w:r>
     </w:p>
@@ -2250,11 +2448,19 @@
           <w:lang w:val="en-US"/>
         </w:rPr>
       </w:pPr>
-      <w:r>
-        <w:rPr>
-          <w:lang w:val="en-US"/>
-        </w:rPr>
-        <w:t>parent_id: id to the book/file itself</w:t>
+      <w:proofErr w:type="spellStart"/>
+      <w:r>
+        <w:rPr>
+          <w:lang w:val="en-US"/>
+        </w:rPr>
+        <w:t>parent_id</w:t>
+      </w:r>
+      <w:proofErr w:type="spellEnd"/>
+      <w:r>
+        <w:rPr>
+          <w:lang w:val="en-US"/>
+        </w:rPr>
+        <w:t>: id to the book/file itself</w:t>
       </w:r>
     </w:p>
     <w:p>
@@ -2290,7 +2496,21 @@
         <w:rPr>
           <w:lang w:val="en-US"/>
         </w:rPr>
-        <w:t>title: literal title for the parent_id (file)</w:t>
+        <w:t xml:space="preserve">title: literal title for the </w:t>
+      </w:r>
+      <w:proofErr w:type="spellStart"/>
+      <w:r>
+        <w:rPr>
+          <w:lang w:val="en-US"/>
+        </w:rPr>
+        <w:t>parent_id</w:t>
+      </w:r>
+      <w:proofErr w:type="spellEnd"/>
+      <w:r>
+        <w:rPr>
+          <w:lang w:val="en-US"/>
+        </w:rPr>
+        <w:t xml:space="preserve"> (file)</w:t>
       </w:r>
     </w:p>
     <w:p>
@@ -2388,8 +2608,18 @@
           <w:bCs/>
           <w:lang w:val="en-US"/>
         </w:rPr>
-        <w:t>e-book-agenticrag</w:t>
-      </w:r>
+        <w:t>e-book-</w:t>
+      </w:r>
+      <w:proofErr w:type="spellStart"/>
+      <w:r>
+        <w:rPr>
+          <w:b/>
+          <w:bCs/>
+          <w:lang w:val="en-US"/>
+        </w:rPr>
+        <w:t>agenticrag</w:t>
+      </w:r>
+      <w:proofErr w:type="spellEnd"/>
     </w:p>
     <w:p>
       <w:pPr>
@@ -2533,8 +2763,16 @@
         <w:rPr>
           <w:lang w:val="en-US"/>
         </w:rPr>
-        <w:t>Fields -&gt; unselect text_vector</w:t>
-      </w:r>
+        <w:t xml:space="preserve">Fields -&gt; unselect </w:t>
+      </w:r>
+      <w:proofErr w:type="spellStart"/>
+      <w:r>
+        <w:rPr>
+          <w:lang w:val="en-US"/>
+        </w:rPr>
+        <w:t>text_vector</w:t>
+      </w:r>
+      <w:proofErr w:type="spellEnd"/>
     </w:p>
     <w:p>
       <w:pPr>
@@ -2684,8 +2922,17 @@
           <w:b/>
           <w:bCs/>
         </w:rPr>
-        <w:t>e-book-agenticrag</w:t>
-      </w:r>
+        <w:t>e-book-</w:t>
+      </w:r>
+      <w:proofErr w:type="spellStart"/>
+      <w:r>
+        <w:rPr>
+          <w:b/>
+          <w:bCs/>
+        </w:rPr>
+        <w:t>agenticrag</w:t>
+      </w:r>
+      <w:proofErr w:type="spellEnd"/>
     </w:p>
     <w:p>
       <w:pPr>
@@ -3087,7 +3334,25 @@
           <w:i/>
           <w:iCs/>
         </w:rPr>
-        <w:t>agent-iq-lab</w:t>
+        <w:t>agent-</w:t>
+      </w:r>
+      <w:proofErr w:type="spellStart"/>
+      <w:r>
+        <w:rPr>
+          <w:rFonts w:ascii="Cascadia Code" w:hAnsi="Cascadia Code"/>
+          <w:i/>
+          <w:iCs/>
+        </w:rPr>
+        <w:t>iq</w:t>
+      </w:r>
+      <w:proofErr w:type="spellEnd"/>
+      <w:r>
+        <w:rPr>
+          <w:rFonts w:ascii="Cascadia Code" w:hAnsi="Cascadia Code"/>
+          <w:i/>
+          <w:iCs/>
+        </w:rPr>
+        <w:t>-lab</w:t>
       </w:r>
       <w:r>
         <w:t>).</w:t>
@@ -3442,7 +3707,21 @@
         <w:rPr>
           <w:rFonts w:ascii="Cascadia Code" w:hAnsi="Cascadia Code"/>
         </w:rPr>
-        <w:t>You must ALWAYS search the knowledge base to answer questions about our products or product  catalog. Provide detailed, accurate information and always cite your sources.</w:t>
+        <w:t xml:space="preserve">You must ALWAYS search the knowledge base to answer questions about our products or product  </w:t>
+      </w:r>
+      <w:proofErr w:type="spellStart"/>
+      <w:r>
+        <w:rPr>
+          <w:rFonts w:ascii="Cascadia Code" w:hAnsi="Cascadia Code"/>
+        </w:rPr>
+        <w:t>catalog</w:t>
+      </w:r>
+      <w:proofErr w:type="spellEnd"/>
+      <w:r>
+        <w:rPr>
+          <w:rFonts w:ascii="Cascadia Code" w:hAnsi="Cascadia Code"/>
+        </w:rPr>
+        <w:t>. Provide detailed, accurate information and always cite your sources.</w:t>
       </w:r>
     </w:p>
     <w:p>
@@ -4110,12 +4389,14 @@
       <w:r>
         <w:t> blade, create a new container named </w:t>
       </w:r>
+      <w:proofErr w:type="spellStart"/>
       <w:r>
         <w:rPr>
           <w:rFonts w:ascii="Cascadia Code" w:hAnsi="Cascadia Code"/>
         </w:rPr>
         <w:t>contosoproducts</w:t>
       </w:r>
+      <w:proofErr w:type="spellEnd"/>
       <w:r>
         <w:t>.</w:t>
       </w:r>
@@ -4252,8 +4533,13 @@
         <w:t>Name</w:t>
       </w:r>
       <w:r>
-        <w:t>: ks-contosoproducts</w:t>
-      </w:r>
+        <w:t>: </w:t>
+      </w:r>
+      <w:proofErr w:type="spellStart"/>
+      <w:r>
+        <w:t>ks-contosoproducts</w:t>
+      </w:r>
+      <w:proofErr w:type="spellEnd"/>
     </w:p>
     <w:p>
       <w:pPr>
@@ -4271,7 +4557,15 @@
         <w:t>Description</w:t>
       </w:r>
       <w:r>
-        <w:t>: Contoso product catalog items</w:t>
+        <w:t xml:space="preserve">: Contoso product </w:t>
+      </w:r>
+      <w:proofErr w:type="spellStart"/>
+      <w:r>
+        <w:t>catalog</w:t>
+      </w:r>
+      <w:proofErr w:type="spellEnd"/>
+      <w:r>
+        <w:t xml:space="preserve"> items</w:t>
       </w:r>
     </w:p>
     <w:p>
@@ -4317,8 +4611,13 @@
         <w:t>Container name</w:t>
       </w:r>
       <w:r>
-        <w:t>: contosoproducts</w:t>
-      </w:r>
+        <w:t>: </w:t>
+      </w:r>
+      <w:proofErr w:type="spellStart"/>
+      <w:r>
+        <w:t>contosoproducts</w:t>
+      </w:r>
+      <w:proofErr w:type="spellEnd"/>
     </w:p>
     <w:p>
       <w:pPr>
@@ -4997,12 +5296,14 @@
         </w:rPr>
         <w:t xml:space="preserve">rm -r </w:t>
       </w:r>
+      <w:proofErr w:type="spellStart"/>
       <w:r>
         <w:rPr>
           <w:rFonts w:ascii="Cascadia Code" w:hAnsi="Cascadia Code"/>
         </w:rPr>
         <w:t>Foundry_RAG_Demo</w:t>
       </w:r>
+      <w:proofErr w:type="spellEnd"/>
       <w:r>
         <w:rPr>
           <w:rFonts w:ascii="Cascadia Code" w:hAnsi="Cascadia Code"/>
@@ -5076,12 +5377,14 @@
         </w:rPr>
         <w:t xml:space="preserve">cd </w:t>
       </w:r>
+      <w:proofErr w:type="spellStart"/>
       <w:r>
         <w:rPr>
           <w:rFonts w:ascii="Cascadia Code" w:hAnsi="Cascadia Code"/>
         </w:rPr>
         <w:t>Foundry_RAG_Demo</w:t>
       </w:r>
+      <w:proofErr w:type="spellEnd"/>
       <w:r>
         <w:rPr>
           <w:rFonts w:ascii="Cascadia Code" w:hAnsi="Cascadia Code"/>
@@ -5153,8 +5456,30 @@
         <w:rPr>
           <w:rFonts w:ascii="Cascadia Code" w:hAnsi="Cascadia Code"/>
         </w:rPr>
-        <w:t>python -m venv labenv</w:t>
-      </w:r>
+        <w:t xml:space="preserve">python -m </w:t>
+      </w:r>
+      <w:proofErr w:type="spellStart"/>
+      <w:r>
+        <w:rPr>
+          <w:rFonts w:ascii="Cascadia Code" w:hAnsi="Cascadia Code"/>
+        </w:rPr>
+        <w:t>venv</w:t>
+      </w:r>
+      <w:proofErr w:type="spellEnd"/>
+      <w:r>
+        <w:rPr>
+          <w:rFonts w:ascii="Cascadia Code" w:hAnsi="Cascadia Code"/>
+        </w:rPr>
+        <w:t xml:space="preserve"> </w:t>
+      </w:r>
+      <w:proofErr w:type="spellStart"/>
+      <w:r>
+        <w:rPr>
+          <w:rFonts w:ascii="Cascadia Code" w:hAnsi="Cascadia Code"/>
+        </w:rPr>
+        <w:t>labenv</w:t>
+      </w:r>
+      <w:proofErr w:type="spellEnd"/>
     </w:p>
     <w:p>
       <w:pPr>
@@ -5173,7 +5498,21 @@
         <w:rPr>
           <w:rFonts w:ascii="Cascadia Code" w:hAnsi="Cascadia Code"/>
         </w:rPr>
-        <w:t>./labenv/bin/Activate.ps1</w:t>
+        <w:t>./</w:t>
+      </w:r>
+      <w:proofErr w:type="spellStart"/>
+      <w:r>
+        <w:rPr>
+          <w:rFonts w:ascii="Cascadia Code" w:hAnsi="Cascadia Code"/>
+        </w:rPr>
+        <w:t>labenv</w:t>
+      </w:r>
+      <w:proofErr w:type="spellEnd"/>
+      <w:r>
+        <w:rPr>
+          <w:rFonts w:ascii="Cascadia Code" w:hAnsi="Cascadia Code"/>
+        </w:rPr>
+        <w:t>/bin/Activate.ps1</w:t>
       </w:r>
     </w:p>
     <w:p>
@@ -5256,6 +5595,7 @@
       <w:r>
         <w:t>In the code file, replace the </w:t>
       </w:r>
+      <w:proofErr w:type="spellStart"/>
       <w:r>
         <w:rPr>
           <w:b/>
@@ -5263,6 +5603,7 @@
         </w:rPr>
         <w:t>your_project_endpoint</w:t>
       </w:r>
+      <w:proofErr w:type="spellEnd"/>
       <w:r>
         <w:t> placeholder with the endpoint for your project (copied from the project </w:t>
       </w:r>
@@ -5410,11 +5751,19 @@
       <w:r>
         <w:t>The </w:t>
       </w:r>
-      <w:r>
-        <w:rPr>
-          <w:rFonts w:ascii="Cascadia Code" w:hAnsi="Cascadia Code"/>
-        </w:rPr>
-        <w:t>send_message_to_agent()</w:t>
+      <w:proofErr w:type="spellStart"/>
+      <w:r>
+        <w:rPr>
+          <w:rFonts w:ascii="Cascadia Code" w:hAnsi="Cascadia Code"/>
+        </w:rPr>
+        <w:t>send_message_to_agent</w:t>
+      </w:r>
+      <w:proofErr w:type="spellEnd"/>
+      <w:r>
+        <w:rPr>
+          <w:rFonts w:ascii="Cascadia Code" w:hAnsi="Cascadia Code"/>
+        </w:rPr>
+        <w:t>()</w:t>
       </w:r>
       <w:r>
         <w:t> function structure</w:t>
@@ -5431,11 +5780,19 @@
       <w:r>
         <w:t>The </w:t>
       </w:r>
-      <w:r>
-        <w:rPr>
-          <w:rFonts w:ascii="Cascadia Code" w:hAnsi="Cascadia Code"/>
-        </w:rPr>
-        <w:t>display_conversation_history()</w:t>
+      <w:proofErr w:type="spellStart"/>
+      <w:r>
+        <w:rPr>
+          <w:rFonts w:ascii="Cascadia Code" w:hAnsi="Cascadia Code"/>
+        </w:rPr>
+        <w:t>display_conversation_history</w:t>
+      </w:r>
+      <w:proofErr w:type="spellEnd"/>
+      <w:r>
+        <w:rPr>
+          <w:rFonts w:ascii="Cascadia Code" w:hAnsi="Cascadia Code"/>
+        </w:rPr>
+        <w:t>()</w:t>
       </w:r>
       <w:r>
         <w:t> function</w:t>
@@ -5533,7 +5890,21 @@
         <w:rPr>
           <w:rFonts w:ascii="Cascadia Code" w:hAnsi="Cascadia Code"/>
         </w:rPr>
-        <w:t>credential = DefaultAzureCredential(</w:t>
+        <w:t xml:space="preserve">credential = </w:t>
+      </w:r>
+      <w:proofErr w:type="spellStart"/>
+      <w:r>
+        <w:rPr>
+          <w:rFonts w:ascii="Cascadia Code" w:hAnsi="Cascadia Code"/>
+        </w:rPr>
+        <w:t>DefaultAzureCredential</w:t>
+      </w:r>
+      <w:proofErr w:type="spellEnd"/>
+      <w:r>
+        <w:rPr>
+          <w:rFonts w:ascii="Cascadia Code" w:hAnsi="Cascadia Code"/>
+        </w:rPr>
+        <w:t>(</w:t>
       </w:r>
     </w:p>
     <w:p>
@@ -5554,7 +5925,20 @@
           <w:rFonts w:ascii="Cascadia Code" w:hAnsi="Cascadia Code"/>
         </w:rPr>
         <w:tab/>
-        <w:t>exclude_environment_credential=True,</w:t>
+      </w:r>
+      <w:proofErr w:type="spellStart"/>
+      <w:r>
+        <w:rPr>
+          <w:rFonts w:ascii="Cascadia Code" w:hAnsi="Cascadia Code"/>
+        </w:rPr>
+        <w:t>exclude_environment_credential</w:t>
+      </w:r>
+      <w:proofErr w:type="spellEnd"/>
+      <w:r>
+        <w:rPr>
+          <w:rFonts w:ascii="Cascadia Code" w:hAnsi="Cascadia Code"/>
+        </w:rPr>
+        <w:t>=True,</w:t>
       </w:r>
     </w:p>
     <w:p>
@@ -5575,7 +5959,20 @@
           <w:rFonts w:ascii="Cascadia Code" w:hAnsi="Cascadia Code"/>
         </w:rPr>
         <w:tab/>
-        <w:t>exclude_managed_identity_credential=True</w:t>
+      </w:r>
+      <w:proofErr w:type="spellStart"/>
+      <w:r>
+        <w:rPr>
+          <w:rFonts w:ascii="Cascadia Code" w:hAnsi="Cascadia Code"/>
+        </w:rPr>
+        <w:t>exclude_managed_identity_credential</w:t>
+      </w:r>
+      <w:proofErr w:type="spellEnd"/>
+      <w:r>
+        <w:rPr>
+          <w:rFonts w:ascii="Cascadia Code" w:hAnsi="Cascadia Code"/>
+        </w:rPr>
+        <w:t>=True</w:t>
       </w:r>
     </w:p>
     <w:p>
@@ -5611,11 +6008,33 @@
           <w:rFonts w:ascii="Cascadia Code" w:hAnsi="Cascadia Code"/>
         </w:rPr>
       </w:pPr>
-      <w:r>
-        <w:rPr>
-          <w:rFonts w:ascii="Cascadia Code" w:hAnsi="Cascadia Code"/>
-        </w:rPr>
-        <w:t>project_client = AIProjectClient(</w:t>
+      <w:proofErr w:type="spellStart"/>
+      <w:r>
+        <w:rPr>
+          <w:rFonts w:ascii="Cascadia Code" w:hAnsi="Cascadia Code"/>
+        </w:rPr>
+        <w:t>project_client</w:t>
+      </w:r>
+      <w:proofErr w:type="spellEnd"/>
+      <w:r>
+        <w:rPr>
+          <w:rFonts w:ascii="Cascadia Code" w:hAnsi="Cascadia Code"/>
+        </w:rPr>
+        <w:t xml:space="preserve"> = </w:t>
+      </w:r>
+      <w:proofErr w:type="spellStart"/>
+      <w:r>
+        <w:rPr>
+          <w:rFonts w:ascii="Cascadia Code" w:hAnsi="Cascadia Code"/>
+        </w:rPr>
+        <w:t>AIProjectClient</w:t>
+      </w:r>
+      <w:proofErr w:type="spellEnd"/>
+      <w:r>
+        <w:rPr>
+          <w:rFonts w:ascii="Cascadia Code" w:hAnsi="Cascadia Code"/>
+        </w:rPr>
+        <w:t>(</w:t>
       </w:r>
     </w:p>
     <w:p>
@@ -5657,8 +6076,16 @@
           <w:rFonts w:ascii="Cascadia Code" w:hAnsi="Cascadia Code"/>
         </w:rPr>
         <w:tab/>
-        <w:t>endpoint=project_endpoint</w:t>
-      </w:r>
+        <w:t>endpoint=</w:t>
+      </w:r>
+      <w:proofErr w:type="spellStart"/>
+      <w:r>
+        <w:rPr>
+          <w:rFonts w:ascii="Cascadia Code" w:hAnsi="Cascadia Code"/>
+        </w:rPr>
+        <w:t>project_endpoint</w:t>
+      </w:r>
+      <w:proofErr w:type="spellEnd"/>
     </w:p>
     <w:p>
       <w:pPr>
@@ -5727,11 +6154,33 @@
           <w:rFonts w:ascii="Cascadia Code" w:hAnsi="Cascadia Code"/>
         </w:rPr>
       </w:pPr>
-      <w:r>
-        <w:rPr>
-          <w:rFonts w:ascii="Cascadia Code" w:hAnsi="Cascadia Code"/>
-        </w:rPr>
-        <w:t>openai_client = project_client.get_openai_client()</w:t>
+      <w:proofErr w:type="spellStart"/>
+      <w:r>
+        <w:rPr>
+          <w:rFonts w:ascii="Cascadia Code" w:hAnsi="Cascadia Code"/>
+        </w:rPr>
+        <w:t>openai_client</w:t>
+      </w:r>
+      <w:proofErr w:type="spellEnd"/>
+      <w:r>
+        <w:rPr>
+          <w:rFonts w:ascii="Cascadia Code" w:hAnsi="Cascadia Code"/>
+        </w:rPr>
+        <w:t xml:space="preserve"> = </w:t>
+      </w:r>
+      <w:proofErr w:type="spellStart"/>
+      <w:r>
+        <w:rPr>
+          <w:rFonts w:ascii="Cascadia Code" w:hAnsi="Cascadia Code"/>
+        </w:rPr>
+        <w:t>project_client.get_openai_client</w:t>
+      </w:r>
+      <w:proofErr w:type="spellEnd"/>
+      <w:r>
+        <w:rPr>
+          <w:rFonts w:ascii="Cascadia Code" w:hAnsi="Cascadia Code"/>
+        </w:rPr>
+        <w:t>()</w:t>
       </w:r>
     </w:p>
     <w:p>
@@ -5785,7 +6234,49 @@
         <w:rPr>
           <w:rFonts w:ascii="Cascadia Code" w:hAnsi="Cascadia Code"/>
         </w:rPr>
-        <w:t>agent = project_client.agents.get(agent_name=agent_name)</w:t>
+        <w:t xml:space="preserve">agent = </w:t>
+      </w:r>
+      <w:proofErr w:type="spellStart"/>
+      <w:r>
+        <w:rPr>
+          <w:rFonts w:ascii="Cascadia Code" w:hAnsi="Cascadia Code"/>
+        </w:rPr>
+        <w:t>project_client.agents.get</w:t>
+      </w:r>
+      <w:proofErr w:type="spellEnd"/>
+      <w:r>
+        <w:rPr>
+          <w:rFonts w:ascii="Cascadia Code" w:hAnsi="Cascadia Code"/>
+        </w:rPr>
+        <w:t>(</w:t>
+      </w:r>
+      <w:proofErr w:type="spellStart"/>
+      <w:r>
+        <w:rPr>
+          <w:rFonts w:ascii="Cascadia Code" w:hAnsi="Cascadia Code"/>
+        </w:rPr>
+        <w:t>agent_name</w:t>
+      </w:r>
+      <w:proofErr w:type="spellEnd"/>
+      <w:r>
+        <w:rPr>
+          <w:rFonts w:ascii="Cascadia Code" w:hAnsi="Cascadia Code"/>
+        </w:rPr>
+        <w:t>=</w:t>
+      </w:r>
+      <w:proofErr w:type="spellStart"/>
+      <w:r>
+        <w:rPr>
+          <w:rFonts w:ascii="Cascadia Code" w:hAnsi="Cascadia Code"/>
+        </w:rPr>
+        <w:t>agent_name</w:t>
+      </w:r>
+      <w:proofErr w:type="spellEnd"/>
+      <w:r>
+        <w:rPr>
+          <w:rFonts w:ascii="Cascadia Code" w:hAnsi="Cascadia Code"/>
+        </w:rPr>
+        <w:t>)</w:t>
       </w:r>
     </w:p>
     <w:p>
@@ -5805,7 +6296,21 @@
         <w:rPr>
           <w:rFonts w:ascii="Cascadia Code" w:hAnsi="Cascadia Code"/>
         </w:rPr>
-        <w:t>print(f"Connected to agent: {agent.name} (id: {agent.id})\n")</w:t>
+        <w:t>print(</w:t>
+      </w:r>
+      <w:proofErr w:type="spellStart"/>
+      <w:r>
+        <w:rPr>
+          <w:rFonts w:ascii="Cascadia Code" w:hAnsi="Cascadia Code"/>
+        </w:rPr>
+        <w:t>f"Connected</w:t>
+      </w:r>
+      <w:proofErr w:type="spellEnd"/>
+      <w:r>
+        <w:rPr>
+          <w:rFonts w:ascii="Cascadia Code" w:hAnsi="Cascadia Code"/>
+        </w:rPr>
+        <w:t xml:space="preserve"> to agent: {agent.name} (id: {agent.id})\n")</w:t>
       </w:r>
     </w:p>
     <w:p>
@@ -5859,7 +6364,21 @@
         <w:rPr>
           <w:rFonts w:ascii="Cascadia Code" w:hAnsi="Cascadia Code"/>
         </w:rPr>
-        <w:t>conversation = openai_client.conversations.create(items=[])</w:t>
+        <w:t xml:space="preserve">conversation = </w:t>
+      </w:r>
+      <w:proofErr w:type="spellStart"/>
+      <w:r>
+        <w:rPr>
+          <w:rFonts w:ascii="Cascadia Code" w:hAnsi="Cascadia Code"/>
+        </w:rPr>
+        <w:t>openai_client.conversations.create</w:t>
+      </w:r>
+      <w:proofErr w:type="spellEnd"/>
+      <w:r>
+        <w:rPr>
+          <w:rFonts w:ascii="Cascadia Code" w:hAnsi="Cascadia Code"/>
+        </w:rPr>
+        <w:t>(items=[])</w:t>
       </w:r>
     </w:p>
     <w:p>
@@ -5879,7 +6398,21 @@
         <w:rPr>
           <w:rFonts w:ascii="Cascadia Code" w:hAnsi="Cascadia Code"/>
         </w:rPr>
-        <w:t>print(f"Created conversation (id: {conversation.id})\n")</w:t>
+        <w:t>print(</w:t>
+      </w:r>
+      <w:proofErr w:type="spellStart"/>
+      <w:r>
+        <w:rPr>
+          <w:rFonts w:ascii="Cascadia Code" w:hAnsi="Cascadia Code"/>
+        </w:rPr>
+        <w:t>f"Created</w:t>
+      </w:r>
+      <w:proofErr w:type="spellEnd"/>
+      <w:r>
+        <w:rPr>
+          <w:rFonts w:ascii="Cascadia Code" w:hAnsi="Cascadia Code"/>
+        </w:rPr>
+        <w:t xml:space="preserve"> conversation (id: {conversation.id})\n")</w:t>
       </w:r>
     </w:p>
     <w:p>
@@ -5908,11 +6441,19 @@
       <w:r>
         <w:t> comment inside the </w:t>
       </w:r>
-      <w:r>
-        <w:rPr>
-          <w:rFonts w:ascii="Cascadia Code" w:hAnsi="Cascadia Code"/>
-        </w:rPr>
-        <w:t>send_message_to_agent()</w:t>
+      <w:proofErr w:type="spellStart"/>
+      <w:r>
+        <w:rPr>
+          <w:rFonts w:ascii="Cascadia Code" w:hAnsi="Cascadia Code"/>
+        </w:rPr>
+        <w:t>send_message_to_agent</w:t>
+      </w:r>
+      <w:proofErr w:type="spellEnd"/>
+      <w:r>
+        <w:rPr>
+          <w:rFonts w:ascii="Cascadia Code" w:hAnsi="Cascadia Code"/>
+        </w:rPr>
+        <w:t>()</w:t>
       </w:r>
       <w:r>
         <w:t> function and add the following code to send messages and handle responses, including MCP approval requests:</w:t>
@@ -5951,11 +6492,19 @@
           <w:rFonts w:ascii="Cascadia Code" w:hAnsi="Cascadia Code"/>
         </w:rPr>
       </w:pPr>
-      <w:r>
-        <w:rPr>
-          <w:rFonts w:ascii="Cascadia Code" w:hAnsi="Cascadia Code"/>
-        </w:rPr>
-        <w:t>openai_client.conversations.items.create(</w:t>
+      <w:proofErr w:type="spellStart"/>
+      <w:r>
+        <w:rPr>
+          <w:rFonts w:ascii="Cascadia Code" w:hAnsi="Cascadia Code"/>
+        </w:rPr>
+        <w:t>openai_client.conversations.items.create</w:t>
+      </w:r>
+      <w:proofErr w:type="spellEnd"/>
+      <w:r>
+        <w:rPr>
+          <w:rFonts w:ascii="Cascadia Code" w:hAnsi="Cascadia Code"/>
+        </w:rPr>
+        <w:t>(</w:t>
       </w:r>
     </w:p>
     <w:p>
@@ -5971,11 +6520,19 @@
           <w:rFonts w:ascii="Cascadia Code" w:hAnsi="Cascadia Code"/>
         </w:rPr>
       </w:pPr>
-      <w:r>
-        <w:rPr>
-          <w:rFonts w:ascii="Cascadia Code" w:hAnsi="Cascadia Code"/>
-        </w:rPr>
-        <w:t>conversation_id=conversation.id,</w:t>
+      <w:proofErr w:type="spellStart"/>
+      <w:r>
+        <w:rPr>
+          <w:rFonts w:ascii="Cascadia Code" w:hAnsi="Cascadia Code"/>
+        </w:rPr>
+        <w:t>conversation_id</w:t>
+      </w:r>
+      <w:proofErr w:type="spellEnd"/>
+      <w:r>
+        <w:rPr>
+          <w:rFonts w:ascii="Cascadia Code" w:hAnsi="Cascadia Code"/>
+        </w:rPr>
+        <w:t>=conversation.id,</w:t>
       </w:r>
     </w:p>
     <w:p>
@@ -5995,7 +6552,21 @@
         <w:rPr>
           <w:rFonts w:ascii="Cascadia Code" w:hAnsi="Cascadia Code"/>
         </w:rPr>
-        <w:t>items=[{"type": "message", "role": "user", "content": user_message}],</w:t>
+        <w:t xml:space="preserve">items=[{"type": "message", "role": "user", "content": </w:t>
+      </w:r>
+      <w:proofErr w:type="spellStart"/>
+      <w:r>
+        <w:rPr>
+          <w:rFonts w:ascii="Cascadia Code" w:hAnsi="Cascadia Code"/>
+        </w:rPr>
+        <w:t>user_message</w:t>
+      </w:r>
+      <w:proofErr w:type="spellEnd"/>
+      <w:r>
+        <w:rPr>
+          <w:rFonts w:ascii="Cascadia Code" w:hAnsi="Cascadia Code"/>
+        </w:rPr>
+        <w:t>}],</w:t>
       </w:r>
     </w:p>
     <w:p>
@@ -6065,11 +6636,19 @@
           <w:rFonts w:ascii="Cascadia Code" w:hAnsi="Cascadia Code"/>
         </w:rPr>
       </w:pPr>
-      <w:r>
-        <w:rPr>
-          <w:rFonts w:ascii="Cascadia Code" w:hAnsi="Cascadia Code"/>
-        </w:rPr>
-        <w:t>conversation_history.append({</w:t>
+      <w:proofErr w:type="spellStart"/>
+      <w:r>
+        <w:rPr>
+          <w:rFonts w:ascii="Cascadia Code" w:hAnsi="Cascadia Code"/>
+        </w:rPr>
+        <w:t>conversation_history.append</w:t>
+      </w:r>
+      <w:proofErr w:type="spellEnd"/>
+      <w:r>
+        <w:rPr>
+          <w:rFonts w:ascii="Cascadia Code" w:hAnsi="Cascadia Code"/>
+        </w:rPr>
+        <w:t>({</w:t>
       </w:r>
     </w:p>
     <w:p>
@@ -6110,8 +6689,16 @@
           <w:rFonts w:ascii="Cascadia Code" w:hAnsi="Cascadia Code"/>
         </w:rPr>
         <w:lastRenderedPageBreak/>
-        <w:t>"content": user_message</w:t>
-      </w:r>
+        <w:t xml:space="preserve">"content": </w:t>
+      </w:r>
+      <w:proofErr w:type="spellStart"/>
+      <w:r>
+        <w:rPr>
+          <w:rFonts w:ascii="Cascadia Code" w:hAnsi="Cascadia Code"/>
+        </w:rPr>
+        <w:t>user_message</w:t>
+      </w:r>
+      <w:proofErr w:type="spellEnd"/>
     </w:p>
     <w:p>
       <w:pPr>
@@ -6184,7 +6771,21 @@
         <w:rPr>
           <w:rFonts w:ascii="Cascadia Code" w:hAnsi="Cascadia Code"/>
         </w:rPr>
-        <w:t>response = openai_client.responses.create(</w:t>
+        <w:t xml:space="preserve">response = </w:t>
+      </w:r>
+      <w:proofErr w:type="spellStart"/>
+      <w:r>
+        <w:rPr>
+          <w:rFonts w:ascii="Cascadia Code" w:hAnsi="Cascadia Code"/>
+        </w:rPr>
+        <w:t>openai_client.responses.create</w:t>
+      </w:r>
+      <w:proofErr w:type="spellEnd"/>
+      <w:r>
+        <w:rPr>
+          <w:rFonts w:ascii="Cascadia Code" w:hAnsi="Cascadia Code"/>
+        </w:rPr>
+        <w:t>(</w:t>
       </w:r>
     </w:p>
     <w:p>
@@ -6220,11 +6821,19 @@
           <w:rFonts w:ascii="Cascadia Code" w:hAnsi="Cascadia Code"/>
         </w:rPr>
       </w:pPr>
-      <w:r>
-        <w:rPr>
-          <w:rFonts w:ascii="Cascadia Code" w:hAnsi="Cascadia Code"/>
-        </w:rPr>
-        <w:t>extra_body={</w:t>
+      <w:proofErr w:type="spellStart"/>
+      <w:r>
+        <w:rPr>
+          <w:rFonts w:ascii="Cascadia Code" w:hAnsi="Cascadia Code"/>
+        </w:rPr>
+        <w:t>extra_body</w:t>
+      </w:r>
+      <w:proofErr w:type="spellEnd"/>
+      <w:r>
+        <w:rPr>
+          <w:rFonts w:ascii="Cascadia Code" w:hAnsi="Cascadia Code"/>
+        </w:rPr>
+        <w:t>={</w:t>
       </w:r>
     </w:p>
     <w:p>
@@ -6244,7 +6853,21 @@
         <w:rPr>
           <w:rFonts w:ascii="Cascadia Code" w:hAnsi="Cascadia Code"/>
         </w:rPr>
-        <w:t xml:space="preserve">    "agent_reference": {</w:t>
+        <w:t xml:space="preserve">    "</w:t>
+      </w:r>
+      <w:proofErr w:type="spellStart"/>
+      <w:r>
+        <w:rPr>
+          <w:rFonts w:ascii="Cascadia Code" w:hAnsi="Cascadia Code"/>
+        </w:rPr>
+        <w:t>agent_reference</w:t>
+      </w:r>
+      <w:proofErr w:type="spellEnd"/>
+      <w:r>
+        <w:rPr>
+          <w:rFonts w:ascii="Cascadia Code" w:hAnsi="Cascadia Code"/>
+        </w:rPr>
+        <w:t>": {</w:t>
       </w:r>
     </w:p>
     <w:p>
@@ -6264,7 +6887,21 @@
         <w:rPr>
           <w:rFonts w:ascii="Cascadia Code" w:hAnsi="Cascadia Code"/>
         </w:rPr>
-        <w:t xml:space="preserve">        "type": "agent_reference",</w:t>
+        <w:t xml:space="preserve">        "type": "</w:t>
+      </w:r>
+      <w:proofErr w:type="spellStart"/>
+      <w:r>
+        <w:rPr>
+          <w:rFonts w:ascii="Cascadia Code" w:hAnsi="Cascadia Code"/>
+        </w:rPr>
+        <w:t>agent_reference</w:t>
+      </w:r>
+      <w:proofErr w:type="spellEnd"/>
+      <w:r>
+        <w:rPr>
+          <w:rFonts w:ascii="Cascadia Code" w:hAnsi="Cascadia Code"/>
+        </w:rPr>
+        <w:t>",</w:t>
       </w:r>
     </w:p>
     <w:p>
@@ -6414,11 +7051,19 @@
           <w:rFonts w:ascii="Cascadia Code" w:hAnsi="Cascadia Code"/>
         </w:rPr>
       </w:pPr>
-      <w:r>
-        <w:rPr>
-          <w:rFonts w:ascii="Cascadia Code" w:hAnsi="Cascadia Code"/>
-        </w:rPr>
-        <w:t>approval_request = None</w:t>
+      <w:proofErr w:type="spellStart"/>
+      <w:r>
+        <w:rPr>
+          <w:rFonts w:ascii="Cascadia Code" w:hAnsi="Cascadia Code"/>
+        </w:rPr>
+        <w:t>approval_request</w:t>
+      </w:r>
+      <w:proofErr w:type="spellEnd"/>
+      <w:r>
+        <w:rPr>
+          <w:rFonts w:ascii="Cascadia Code" w:hAnsi="Cascadia Code"/>
+        </w:rPr>
+        <w:t xml:space="preserve"> = None</w:t>
       </w:r>
     </w:p>
     <w:p>
@@ -6438,7 +7083,35 @@
         <w:rPr>
           <w:rFonts w:ascii="Cascadia Code" w:hAnsi="Cascadia Code"/>
         </w:rPr>
-        <w:t>if hasattr(response, 'output') and response.output:</w:t>
+        <w:t xml:space="preserve">if </w:t>
+      </w:r>
+      <w:proofErr w:type="spellStart"/>
+      <w:r>
+        <w:rPr>
+          <w:rFonts w:ascii="Cascadia Code" w:hAnsi="Cascadia Code"/>
+        </w:rPr>
+        <w:t>hasattr</w:t>
+      </w:r>
+      <w:proofErr w:type="spellEnd"/>
+      <w:r>
+        <w:rPr>
+          <w:rFonts w:ascii="Cascadia Code" w:hAnsi="Cascadia Code"/>
+        </w:rPr>
+        <w:t xml:space="preserve">(response, 'output') and </w:t>
+      </w:r>
+      <w:proofErr w:type="spellStart"/>
+      <w:r>
+        <w:rPr>
+          <w:rFonts w:ascii="Cascadia Code" w:hAnsi="Cascadia Code"/>
+        </w:rPr>
+        <w:t>response.output</w:t>
+      </w:r>
+      <w:proofErr w:type="spellEnd"/>
+      <w:r>
+        <w:rPr>
+          <w:rFonts w:ascii="Cascadia Code" w:hAnsi="Cascadia Code"/>
+        </w:rPr>
+        <w:t>:</w:t>
       </w:r>
     </w:p>
     <w:p>
@@ -6458,7 +7131,21 @@
         <w:rPr>
           <w:rFonts w:ascii="Cascadia Code" w:hAnsi="Cascadia Code"/>
         </w:rPr>
-        <w:t>for item in response.output:</w:t>
+        <w:t xml:space="preserve">for item in </w:t>
+      </w:r>
+      <w:proofErr w:type="spellStart"/>
+      <w:r>
+        <w:rPr>
+          <w:rFonts w:ascii="Cascadia Code" w:hAnsi="Cascadia Code"/>
+        </w:rPr>
+        <w:t>response.output</w:t>
+      </w:r>
+      <w:proofErr w:type="spellEnd"/>
+      <w:r>
+        <w:rPr>
+          <w:rFonts w:ascii="Cascadia Code" w:hAnsi="Cascadia Code"/>
+        </w:rPr>
+        <w:t>:</w:t>
       </w:r>
     </w:p>
     <w:p>
@@ -6478,7 +7165,49 @@
         <w:rPr>
           <w:rFonts w:ascii="Cascadia Code" w:hAnsi="Cascadia Code"/>
         </w:rPr>
-        <w:t xml:space="preserve">    if hasattr(item, 'type') and item.type == 'mcp_approval_request':</w:t>
+        <w:t xml:space="preserve">    if </w:t>
+      </w:r>
+      <w:proofErr w:type="spellStart"/>
+      <w:r>
+        <w:rPr>
+          <w:rFonts w:ascii="Cascadia Code" w:hAnsi="Cascadia Code"/>
+        </w:rPr>
+        <w:t>hasattr</w:t>
+      </w:r>
+      <w:proofErr w:type="spellEnd"/>
+      <w:r>
+        <w:rPr>
+          <w:rFonts w:ascii="Cascadia Code" w:hAnsi="Cascadia Code"/>
+        </w:rPr>
+        <w:t xml:space="preserve">(item, 'type') and </w:t>
+      </w:r>
+      <w:proofErr w:type="spellStart"/>
+      <w:r>
+        <w:rPr>
+          <w:rFonts w:ascii="Cascadia Code" w:hAnsi="Cascadia Code"/>
+        </w:rPr>
+        <w:t>item.type</w:t>
+      </w:r>
+      <w:proofErr w:type="spellEnd"/>
+      <w:r>
+        <w:rPr>
+          <w:rFonts w:ascii="Cascadia Code" w:hAnsi="Cascadia Code"/>
+        </w:rPr>
+        <w:t xml:space="preserve"> == '</w:t>
+      </w:r>
+      <w:proofErr w:type="spellStart"/>
+      <w:r>
+        <w:rPr>
+          <w:rFonts w:ascii="Cascadia Code" w:hAnsi="Cascadia Code"/>
+        </w:rPr>
+        <w:t>mcp_approval_request</w:t>
+      </w:r>
+      <w:proofErr w:type="spellEnd"/>
+      <w:r>
+        <w:rPr>
+          <w:rFonts w:ascii="Cascadia Code" w:hAnsi="Cascadia Code"/>
+        </w:rPr>
+        <w:t>':</w:t>
       </w:r>
     </w:p>
     <w:p>
@@ -6498,7 +7227,21 @@
         <w:rPr>
           <w:rFonts w:ascii="Cascadia Code" w:hAnsi="Cascadia Code"/>
         </w:rPr>
-        <w:t xml:space="preserve">        approval_request = item</w:t>
+        <w:t xml:space="preserve">        </w:t>
+      </w:r>
+      <w:proofErr w:type="spellStart"/>
+      <w:r>
+        <w:rPr>
+          <w:rFonts w:ascii="Cascadia Code" w:hAnsi="Cascadia Code"/>
+        </w:rPr>
+        <w:t>approval_request</w:t>
+      </w:r>
+      <w:proofErr w:type="spellEnd"/>
+      <w:r>
+        <w:rPr>
+          <w:rFonts w:ascii="Cascadia Code" w:hAnsi="Cascadia Code"/>
+        </w:rPr>
+        <w:t xml:space="preserve"> = item</w:t>
       </w:r>
     </w:p>
     <w:p>
@@ -6572,7 +7315,21 @@
         <w:rPr>
           <w:rFonts w:ascii="Cascadia Code" w:hAnsi="Cascadia Code"/>
         </w:rPr>
-        <w:t>if approval_request:</w:t>
+        <w:t xml:space="preserve">if </w:t>
+      </w:r>
+      <w:proofErr w:type="spellStart"/>
+      <w:r>
+        <w:rPr>
+          <w:rFonts w:ascii="Cascadia Code" w:hAnsi="Cascadia Code"/>
+        </w:rPr>
+        <w:t>approval_request</w:t>
+      </w:r>
+      <w:proofErr w:type="spellEnd"/>
+      <w:r>
+        <w:rPr>
+          <w:rFonts w:ascii="Cascadia Code" w:hAnsi="Cascadia Code"/>
+        </w:rPr>
+        <w:t>:</w:t>
       </w:r>
     </w:p>
     <w:p>
@@ -6612,7 +7369,35 @@
         <w:rPr>
           <w:rFonts w:ascii="Cascadia Code" w:hAnsi="Cascadia Code"/>
         </w:rPr>
-        <w:t>print(f"Server: {approval_request.server_label}")</w:t>
+        <w:t>print(</w:t>
+      </w:r>
+      <w:proofErr w:type="spellStart"/>
+      <w:r>
+        <w:rPr>
+          <w:rFonts w:ascii="Cascadia Code" w:hAnsi="Cascadia Code"/>
+        </w:rPr>
+        <w:t>f"Server</w:t>
+      </w:r>
+      <w:proofErr w:type="spellEnd"/>
+      <w:r>
+        <w:rPr>
+          <w:rFonts w:ascii="Cascadia Code" w:hAnsi="Cascadia Code"/>
+        </w:rPr>
+        <w:t>: {</w:t>
+      </w:r>
+      <w:proofErr w:type="spellStart"/>
+      <w:r>
+        <w:rPr>
+          <w:rFonts w:ascii="Cascadia Code" w:hAnsi="Cascadia Code"/>
+        </w:rPr>
+        <w:t>approval_request.server_label</w:t>
+      </w:r>
+      <w:proofErr w:type="spellEnd"/>
+      <w:r>
+        <w:rPr>
+          <w:rFonts w:ascii="Cascadia Code" w:hAnsi="Cascadia Code"/>
+        </w:rPr>
+        <w:t>}")</w:t>
       </w:r>
     </w:p>
     <w:p>
@@ -6672,8 +7457,16 @@
         <w:rPr>
           <w:rFonts w:ascii="Cascadia Code" w:hAnsi="Cascadia Code"/>
         </w:rPr>
-        <w:t>import json</w:t>
-      </w:r>
+        <w:t xml:space="preserve">import </w:t>
+      </w:r>
+      <w:proofErr w:type="spellStart"/>
+      <w:r>
+        <w:rPr>
+          <w:rFonts w:ascii="Cascadia Code" w:hAnsi="Cascadia Code"/>
+        </w:rPr>
+        <w:t>json</w:t>
+      </w:r>
+      <w:proofErr w:type="spellEnd"/>
     </w:p>
     <w:p>
       <w:pPr>
@@ -6712,7 +7505,49 @@
         <w:rPr>
           <w:rFonts w:ascii="Cascadia Code" w:hAnsi="Cascadia Code"/>
         </w:rPr>
-        <w:t xml:space="preserve">    args = json.loads(approval_request.arguments)</w:t>
+        <w:t xml:space="preserve">    </w:t>
+      </w:r>
+      <w:proofErr w:type="spellStart"/>
+      <w:r>
+        <w:rPr>
+          <w:rFonts w:ascii="Cascadia Code" w:hAnsi="Cascadia Code"/>
+        </w:rPr>
+        <w:t>args</w:t>
+      </w:r>
+      <w:proofErr w:type="spellEnd"/>
+      <w:r>
+        <w:rPr>
+          <w:rFonts w:ascii="Cascadia Code" w:hAnsi="Cascadia Code"/>
+        </w:rPr>
+        <w:t xml:space="preserve"> = </w:t>
+      </w:r>
+      <w:proofErr w:type="spellStart"/>
+      <w:r>
+        <w:rPr>
+          <w:rFonts w:ascii="Cascadia Code" w:hAnsi="Cascadia Code"/>
+        </w:rPr>
+        <w:t>json.loads</w:t>
+      </w:r>
+      <w:proofErr w:type="spellEnd"/>
+      <w:r>
+        <w:rPr>
+          <w:rFonts w:ascii="Cascadia Code" w:hAnsi="Cascadia Code"/>
+        </w:rPr>
+        <w:t>(</w:t>
+      </w:r>
+      <w:proofErr w:type="spellStart"/>
+      <w:r>
+        <w:rPr>
+          <w:rFonts w:ascii="Cascadia Code" w:hAnsi="Cascadia Code"/>
+        </w:rPr>
+        <w:t>approval_request.arguments</w:t>
+      </w:r>
+      <w:proofErr w:type="spellEnd"/>
+      <w:r>
+        <w:rPr>
+          <w:rFonts w:ascii="Cascadia Code" w:hAnsi="Cascadia Code"/>
+        </w:rPr>
+        <w:t>)</w:t>
       </w:r>
     </w:p>
     <w:p>
@@ -6732,7 +7567,49 @@
         <w:rPr>
           <w:rFonts w:ascii="Cascadia Code" w:hAnsi="Cascadia Code"/>
         </w:rPr>
-        <w:t xml:space="preserve">    print(f"Arguments: {json.dumps(args, indent=2)}\n")</w:t>
+        <w:t xml:space="preserve">    print(</w:t>
+      </w:r>
+      <w:proofErr w:type="spellStart"/>
+      <w:r>
+        <w:rPr>
+          <w:rFonts w:ascii="Cascadia Code" w:hAnsi="Cascadia Code"/>
+        </w:rPr>
+        <w:t>f"Arguments</w:t>
+      </w:r>
+      <w:proofErr w:type="spellEnd"/>
+      <w:r>
+        <w:rPr>
+          <w:rFonts w:ascii="Cascadia Code" w:hAnsi="Cascadia Code"/>
+        </w:rPr>
+        <w:t>: {</w:t>
+      </w:r>
+      <w:proofErr w:type="spellStart"/>
+      <w:r>
+        <w:rPr>
+          <w:rFonts w:ascii="Cascadia Code" w:hAnsi="Cascadia Code"/>
+        </w:rPr>
+        <w:t>json.dumps</w:t>
+      </w:r>
+      <w:proofErr w:type="spellEnd"/>
+      <w:r>
+        <w:rPr>
+          <w:rFonts w:ascii="Cascadia Code" w:hAnsi="Cascadia Code"/>
+        </w:rPr>
+        <w:t>(</w:t>
+      </w:r>
+      <w:proofErr w:type="spellStart"/>
+      <w:r>
+        <w:rPr>
+          <w:rFonts w:ascii="Cascadia Code" w:hAnsi="Cascadia Code"/>
+        </w:rPr>
+        <w:t>args</w:t>
+      </w:r>
+      <w:proofErr w:type="spellEnd"/>
+      <w:r>
+        <w:rPr>
+          <w:rFonts w:ascii="Cascadia Code" w:hAnsi="Cascadia Code"/>
+        </w:rPr>
+        <w:t>, indent=2)}\n")</w:t>
       </w:r>
     </w:p>
     <w:p>
@@ -6772,7 +7649,35 @@
         <w:rPr>
           <w:rFonts w:ascii="Cascadia Code" w:hAnsi="Cascadia Code"/>
         </w:rPr>
-        <w:t xml:space="preserve">    print(f"Arguments: {approval_request.arguments}\n")</w:t>
+        <w:t xml:space="preserve">    print(</w:t>
+      </w:r>
+      <w:proofErr w:type="spellStart"/>
+      <w:r>
+        <w:rPr>
+          <w:rFonts w:ascii="Cascadia Code" w:hAnsi="Cascadia Code"/>
+        </w:rPr>
+        <w:t>f"Arguments</w:t>
+      </w:r>
+      <w:proofErr w:type="spellEnd"/>
+      <w:r>
+        <w:rPr>
+          <w:rFonts w:ascii="Cascadia Code" w:hAnsi="Cascadia Code"/>
+        </w:rPr>
+        <w:t>: {</w:t>
+      </w:r>
+      <w:proofErr w:type="spellStart"/>
+      <w:r>
+        <w:rPr>
+          <w:rFonts w:ascii="Cascadia Code" w:hAnsi="Cascadia Code"/>
+        </w:rPr>
+        <w:t>approval_request.arguments</w:t>
+      </w:r>
+      <w:proofErr w:type="spellEnd"/>
+      <w:r>
+        <w:rPr>
+          <w:rFonts w:ascii="Cascadia Code" w:hAnsi="Cascadia Code"/>
+        </w:rPr>
+        <w:t>}\n")</w:t>
       </w:r>
     </w:p>
     <w:p>
@@ -6828,11 +7733,19 @@
           <w:rFonts w:ascii="Cascadia Code" w:hAnsi="Cascadia Code"/>
         </w:rPr>
       </w:pPr>
-      <w:r>
-        <w:rPr>
-          <w:rFonts w:ascii="Cascadia Code" w:hAnsi="Cascadia Code"/>
-        </w:rPr>
-        <w:t>approval_input = input("Approve this action? (yes/no): ").strip().lower()</w:t>
+      <w:proofErr w:type="spellStart"/>
+      <w:r>
+        <w:rPr>
+          <w:rFonts w:ascii="Cascadia Code" w:hAnsi="Cascadia Code"/>
+        </w:rPr>
+        <w:t>approval_input</w:t>
+      </w:r>
+      <w:proofErr w:type="spellEnd"/>
+      <w:r>
+        <w:rPr>
+          <w:rFonts w:ascii="Cascadia Code" w:hAnsi="Cascadia Code"/>
+        </w:rPr>
+        <w:t xml:space="preserve"> = input("Approve this action? (yes/no): ").strip().lower()</w:t>
       </w:r>
     </w:p>
     <w:p>
@@ -6854,11 +7767,19 @@
         </w:rPr>
         <w:t xml:space="preserve"># </w:t>
       </w:r>
-      <w:r>
-        <w:rPr>
-          <w:rFonts w:ascii="Cascadia Code" w:hAnsi="Cascadia Code"/>
-        </w:rPr>
-        <w:t>approval_input = "yes"</w:t>
+      <w:proofErr w:type="spellStart"/>
+      <w:r>
+        <w:rPr>
+          <w:rFonts w:ascii="Cascadia Code" w:hAnsi="Cascadia Code"/>
+        </w:rPr>
+        <w:t>approval_input</w:t>
+      </w:r>
+      <w:proofErr w:type="spellEnd"/>
+      <w:r>
+        <w:rPr>
+          <w:rFonts w:ascii="Cascadia Code" w:hAnsi="Cascadia Code"/>
+        </w:rPr>
+        <w:t xml:space="preserve"> = "yes"</w:t>
       </w:r>
     </w:p>
     <w:p>
@@ -6892,7 +7813,21 @@
         <w:rPr>
           <w:rFonts w:ascii="Cascadia Code" w:hAnsi="Cascadia Code"/>
         </w:rPr>
-        <w:t>if approval_input in ['yes', 'y']:</w:t>
+        <w:t xml:space="preserve">if </w:t>
+      </w:r>
+      <w:proofErr w:type="spellStart"/>
+      <w:r>
+        <w:rPr>
+          <w:rFonts w:ascii="Cascadia Code" w:hAnsi="Cascadia Code"/>
+        </w:rPr>
+        <w:t>approval_input</w:t>
+      </w:r>
+      <w:proofErr w:type="spellEnd"/>
+      <w:r>
+        <w:rPr>
+          <w:rFonts w:ascii="Cascadia Code" w:hAnsi="Cascadia Code"/>
+        </w:rPr>
+        <w:t xml:space="preserve"> in ['yes', 'y']:</w:t>
       </w:r>
     </w:p>
     <w:p>
@@ -6972,7 +7907,21 @@
         <w:rPr>
           <w:rFonts w:ascii="Cascadia Code" w:hAnsi="Cascadia Code"/>
         </w:rPr>
-        <w:t xml:space="preserve">    approval_response = {</w:t>
+        <w:t xml:space="preserve">    </w:t>
+      </w:r>
+      <w:proofErr w:type="spellStart"/>
+      <w:r>
+        <w:rPr>
+          <w:rFonts w:ascii="Cascadia Code" w:hAnsi="Cascadia Code"/>
+        </w:rPr>
+        <w:t>approval_response</w:t>
+      </w:r>
+      <w:proofErr w:type="spellEnd"/>
+      <w:r>
+        <w:rPr>
+          <w:rFonts w:ascii="Cascadia Code" w:hAnsi="Cascadia Code"/>
+        </w:rPr>
+        <w:t xml:space="preserve"> = {</w:t>
       </w:r>
     </w:p>
     <w:p>
@@ -6992,7 +7941,21 @@
         <w:rPr>
           <w:rFonts w:ascii="Cascadia Code" w:hAnsi="Cascadia Code"/>
         </w:rPr>
-        <w:t xml:space="preserve">        "type": "mcp_approval_response",</w:t>
+        <w:t xml:space="preserve">        "type": "</w:t>
+      </w:r>
+      <w:proofErr w:type="spellStart"/>
+      <w:r>
+        <w:rPr>
+          <w:rFonts w:ascii="Cascadia Code" w:hAnsi="Cascadia Code"/>
+        </w:rPr>
+        <w:t>mcp_approval_response</w:t>
+      </w:r>
+      <w:proofErr w:type="spellEnd"/>
+      <w:r>
+        <w:rPr>
+          <w:rFonts w:ascii="Cascadia Code" w:hAnsi="Cascadia Code"/>
+        </w:rPr>
+        <w:t>",</w:t>
       </w:r>
     </w:p>
     <w:p>
@@ -7012,7 +7975,21 @@
         <w:rPr>
           <w:rFonts w:ascii="Cascadia Code" w:hAnsi="Cascadia Code"/>
         </w:rPr>
-        <w:t xml:space="preserve">        "approval_request_id": approval_request.id,</w:t>
+        <w:t xml:space="preserve">        "</w:t>
+      </w:r>
+      <w:proofErr w:type="spellStart"/>
+      <w:r>
+        <w:rPr>
+          <w:rFonts w:ascii="Cascadia Code" w:hAnsi="Cascadia Code"/>
+        </w:rPr>
+        <w:t>approval_request_id</w:t>
+      </w:r>
+      <w:proofErr w:type="spellEnd"/>
+      <w:r>
+        <w:rPr>
+          <w:rFonts w:ascii="Cascadia Code" w:hAnsi="Cascadia Code"/>
+        </w:rPr>
+        <w:t>": approval_request.id,</w:t>
       </w:r>
     </w:p>
     <w:p>
@@ -7153,7 +8130,21 @@
         <w:rPr>
           <w:rFonts w:ascii="Cascadia Code" w:hAnsi="Cascadia Code"/>
         </w:rPr>
-        <w:t xml:space="preserve">    approval_response = {</w:t>
+        <w:t xml:space="preserve">    </w:t>
+      </w:r>
+      <w:proofErr w:type="spellStart"/>
+      <w:r>
+        <w:rPr>
+          <w:rFonts w:ascii="Cascadia Code" w:hAnsi="Cascadia Code"/>
+        </w:rPr>
+        <w:t>approval_response</w:t>
+      </w:r>
+      <w:proofErr w:type="spellEnd"/>
+      <w:r>
+        <w:rPr>
+          <w:rFonts w:ascii="Cascadia Code" w:hAnsi="Cascadia Code"/>
+        </w:rPr>
+        <w:t xml:space="preserve"> = {</w:t>
       </w:r>
     </w:p>
     <w:p>
@@ -7173,7 +8164,21 @@
         <w:rPr>
           <w:rFonts w:ascii="Cascadia Code" w:hAnsi="Cascadia Code"/>
         </w:rPr>
-        <w:t xml:space="preserve">        "type": "mcp_approval_response",</w:t>
+        <w:t xml:space="preserve">        "type": "</w:t>
+      </w:r>
+      <w:proofErr w:type="spellStart"/>
+      <w:r>
+        <w:rPr>
+          <w:rFonts w:ascii="Cascadia Code" w:hAnsi="Cascadia Code"/>
+        </w:rPr>
+        <w:t>mcp_approval_response</w:t>
+      </w:r>
+      <w:proofErr w:type="spellEnd"/>
+      <w:r>
+        <w:rPr>
+          <w:rFonts w:ascii="Cascadia Code" w:hAnsi="Cascadia Code"/>
+        </w:rPr>
+        <w:t>",</w:t>
       </w:r>
     </w:p>
     <w:p>
@@ -7193,7 +8198,21 @@
         <w:rPr>
           <w:rFonts w:ascii="Cascadia Code" w:hAnsi="Cascadia Code"/>
         </w:rPr>
-        <w:t xml:space="preserve">        "approval_request_id": approval_request.id,</w:t>
+        <w:t xml:space="preserve">        "</w:t>
+      </w:r>
+      <w:proofErr w:type="spellStart"/>
+      <w:r>
+        <w:rPr>
+          <w:rFonts w:ascii="Cascadia Code" w:hAnsi="Cascadia Code"/>
+        </w:rPr>
+        <w:t>approval_request_id</w:t>
+      </w:r>
+      <w:proofErr w:type="spellEnd"/>
+      <w:r>
+        <w:rPr>
+          <w:rFonts w:ascii="Cascadia Code" w:hAnsi="Cascadia Code"/>
+        </w:rPr>
+        <w:t>": approval_request.id,</w:t>
       </w:r>
     </w:p>
     <w:p>
@@ -7289,11 +8308,19 @@
           <w:rFonts w:ascii="Cascadia Code" w:hAnsi="Cascadia Code"/>
         </w:rPr>
       </w:pPr>
-      <w:r>
-        <w:rPr>
-          <w:rFonts w:ascii="Cascadia Code" w:hAnsi="Cascadia Code"/>
-        </w:rPr>
-        <w:t>openai_client.conversations.items.create(</w:t>
+      <w:proofErr w:type="spellStart"/>
+      <w:r>
+        <w:rPr>
+          <w:rFonts w:ascii="Cascadia Code" w:hAnsi="Cascadia Code"/>
+        </w:rPr>
+        <w:t>openai_client.conversations.items.create</w:t>
+      </w:r>
+      <w:proofErr w:type="spellEnd"/>
+      <w:r>
+        <w:rPr>
+          <w:rFonts w:ascii="Cascadia Code" w:hAnsi="Cascadia Code"/>
+        </w:rPr>
+        <w:t>(</w:t>
       </w:r>
     </w:p>
     <w:p>
@@ -7313,7 +8340,21 @@
         <w:rPr>
           <w:rFonts w:ascii="Cascadia Code" w:hAnsi="Cascadia Code"/>
         </w:rPr>
-        <w:t xml:space="preserve">    conversation_id=conversation.id,</w:t>
+        <w:t xml:space="preserve">    </w:t>
+      </w:r>
+      <w:proofErr w:type="spellStart"/>
+      <w:r>
+        <w:rPr>
+          <w:rFonts w:ascii="Cascadia Code" w:hAnsi="Cascadia Code"/>
+        </w:rPr>
+        <w:t>conversation_id</w:t>
+      </w:r>
+      <w:proofErr w:type="spellEnd"/>
+      <w:r>
+        <w:rPr>
+          <w:rFonts w:ascii="Cascadia Code" w:hAnsi="Cascadia Code"/>
+        </w:rPr>
+        <w:t>=conversation.id,</w:t>
       </w:r>
     </w:p>
     <w:p>
@@ -7333,7 +8374,21 @@
         <w:rPr>
           <w:rFonts w:ascii="Cascadia Code" w:hAnsi="Cascadia Code"/>
         </w:rPr>
-        <w:t xml:space="preserve">    items=[approval_response]</w:t>
+        <w:t xml:space="preserve">    items=[</w:t>
+      </w:r>
+      <w:proofErr w:type="spellStart"/>
+      <w:r>
+        <w:rPr>
+          <w:rFonts w:ascii="Cascadia Code" w:hAnsi="Cascadia Code"/>
+        </w:rPr>
+        <w:t>approval_response</w:t>
+      </w:r>
+      <w:proofErr w:type="spellEnd"/>
+      <w:r>
+        <w:rPr>
+          <w:rFonts w:ascii="Cascadia Code" w:hAnsi="Cascadia Code"/>
+        </w:rPr>
+        <w:t>]</w:t>
       </w:r>
     </w:p>
     <w:p>
@@ -7413,7 +8468,21 @@
         <w:rPr>
           <w:rFonts w:ascii="Cascadia Code" w:hAnsi="Cascadia Code"/>
         </w:rPr>
-        <w:t>response = openai_client.responses.create(</w:t>
+        <w:t xml:space="preserve">response = </w:t>
+      </w:r>
+      <w:proofErr w:type="spellStart"/>
+      <w:r>
+        <w:rPr>
+          <w:rFonts w:ascii="Cascadia Code" w:hAnsi="Cascadia Code"/>
+        </w:rPr>
+        <w:t>openai_client.responses.create</w:t>
+      </w:r>
+      <w:proofErr w:type="spellEnd"/>
+      <w:r>
+        <w:rPr>
+          <w:rFonts w:ascii="Cascadia Code" w:hAnsi="Cascadia Code"/>
+        </w:rPr>
+        <w:t>(</w:t>
       </w:r>
     </w:p>
     <w:p>
@@ -7453,7 +8522,21 @@
         <w:rPr>
           <w:rFonts w:ascii="Cascadia Code" w:hAnsi="Cascadia Code"/>
         </w:rPr>
-        <w:t xml:space="preserve">    extra_body={</w:t>
+        <w:t xml:space="preserve">    </w:t>
+      </w:r>
+      <w:proofErr w:type="spellStart"/>
+      <w:r>
+        <w:rPr>
+          <w:rFonts w:ascii="Cascadia Code" w:hAnsi="Cascadia Code"/>
+        </w:rPr>
+        <w:t>extra_body</w:t>
+      </w:r>
+      <w:proofErr w:type="spellEnd"/>
+      <w:r>
+        <w:rPr>
+          <w:rFonts w:ascii="Cascadia Code" w:hAnsi="Cascadia Code"/>
+        </w:rPr>
+        <w:t>={</w:t>
       </w:r>
     </w:p>
     <w:p>
@@ -7473,7 +8556,21 @@
         <w:rPr>
           <w:rFonts w:ascii="Cascadia Code" w:hAnsi="Cascadia Code"/>
         </w:rPr>
-        <w:t xml:space="preserve">        "agent_reference": {</w:t>
+        <w:t xml:space="preserve">        "</w:t>
+      </w:r>
+      <w:proofErr w:type="spellStart"/>
+      <w:r>
+        <w:rPr>
+          <w:rFonts w:ascii="Cascadia Code" w:hAnsi="Cascadia Code"/>
+        </w:rPr>
+        <w:t>agent_reference</w:t>
+      </w:r>
+      <w:proofErr w:type="spellEnd"/>
+      <w:r>
+        <w:rPr>
+          <w:rFonts w:ascii="Cascadia Code" w:hAnsi="Cascadia Code"/>
+        </w:rPr>
+        <w:t>": {</w:t>
       </w:r>
     </w:p>
     <w:p>
@@ -7493,7 +8590,21 @@
         <w:rPr>
           <w:rFonts w:ascii="Cascadia Code" w:hAnsi="Cascadia Code"/>
         </w:rPr>
-        <w:t xml:space="preserve">            "type": "agent_reference",</w:t>
+        <w:t xml:space="preserve">            "type": "</w:t>
+      </w:r>
+      <w:proofErr w:type="spellStart"/>
+      <w:r>
+        <w:rPr>
+          <w:rFonts w:ascii="Cascadia Code" w:hAnsi="Cascadia Code"/>
+        </w:rPr>
+        <w:t>agent_reference</w:t>
+      </w:r>
+      <w:proofErr w:type="spellEnd"/>
+      <w:r>
+        <w:rPr>
+          <w:rFonts w:ascii="Cascadia Code" w:hAnsi="Cascadia Code"/>
+        </w:rPr>
+        <w:t>",</w:t>
       </w:r>
     </w:p>
     <w:p>
@@ -7654,11 +8765,19 @@
       <w:r>
         <w:t>User messages are added to the conversation using </w:t>
       </w:r>
-      <w:r>
-        <w:rPr>
-          <w:rFonts w:ascii="Cascadia Code" w:hAnsi="Cascadia Code"/>
-        </w:rPr>
-        <w:t>conversations.items.create()</w:t>
+      <w:proofErr w:type="spellStart"/>
+      <w:r>
+        <w:rPr>
+          <w:rFonts w:ascii="Cascadia Code" w:hAnsi="Cascadia Code"/>
+        </w:rPr>
+        <w:t>conversations.items.create</w:t>
+      </w:r>
+      <w:proofErr w:type="spellEnd"/>
+      <w:r>
+        <w:rPr>
+          <w:rFonts w:ascii="Cascadia Code" w:hAnsi="Cascadia Code"/>
+        </w:rPr>
+        <w:t>()</w:t>
       </w:r>
       <w:r>
         <w:t>.</w:t>
@@ -7675,11 +8794,19 @@
       <w:r>
         <w:t>Responses are generated using </w:t>
       </w:r>
-      <w:r>
-        <w:rPr>
-          <w:rFonts w:ascii="Cascadia Code" w:hAnsi="Cascadia Code"/>
-        </w:rPr>
-        <w:t>responses.create()</w:t>
+      <w:proofErr w:type="spellStart"/>
+      <w:r>
+        <w:rPr>
+          <w:rFonts w:ascii="Cascadia Code" w:hAnsi="Cascadia Code"/>
+        </w:rPr>
+        <w:t>responses.create</w:t>
+      </w:r>
+      <w:proofErr w:type="spellEnd"/>
+      <w:r>
+        <w:rPr>
+          <w:rFonts w:ascii="Cascadia Code" w:hAnsi="Cascadia Code"/>
+        </w:rPr>
+        <w:t>()</w:t>
       </w:r>
       <w:r>
         <w:t> with an agent reference</w:t>
@@ -7703,12 +8830,14 @@
       <w:r>
         <w:t>: When the agent needs to access Foundry IQ, it requests approval by returning an </w:t>
       </w:r>
+      <w:proofErr w:type="spellStart"/>
       <w:r>
         <w:rPr>
           <w:rFonts w:ascii="Cascadia Code" w:hAnsi="Cascadia Code"/>
         </w:rPr>
         <w:t>mcp_approval_request</w:t>
       </w:r>
+      <w:proofErr w:type="spellEnd"/>
       <w:r>
         <w:t> in the response output</w:t>
       </w:r>
@@ -7736,12 +8865,14 @@
       <w:r>
         <w:t>After approval/denial, an </w:t>
       </w:r>
+      <w:proofErr w:type="spellStart"/>
       <w:r>
         <w:rPr>
           <w:rFonts w:ascii="Cascadia Code" w:hAnsi="Cascadia Code"/>
         </w:rPr>
         <w:t>mcp_approval_response</w:t>
       </w:r>
+      <w:proofErr w:type="spellEnd"/>
       <w:r>
         <w:t> is added to the conversation and a new response is generated</w:t>
       </w:r>
@@ -7820,11 +8951,19 @@
           <w:rFonts w:ascii="Cascadia Code" w:hAnsi="Cascadia Code"/>
         </w:rPr>
       </w:pPr>
-      <w:r>
-        <w:rPr>
-          <w:rFonts w:ascii="Cascadia Code" w:hAnsi="Cascadia Code"/>
-        </w:rPr>
-        <w:t>az login</w:t>
+      <w:proofErr w:type="spellStart"/>
+      <w:r>
+        <w:rPr>
+          <w:rFonts w:ascii="Cascadia Code" w:hAnsi="Cascadia Code"/>
+        </w:rPr>
+        <w:t>az</w:t>
+      </w:r>
+      <w:proofErr w:type="spellEnd"/>
+      <w:r>
+        <w:rPr>
+          <w:rFonts w:ascii="Cascadia Code" w:hAnsi="Cascadia Code"/>
+        </w:rPr>
+        <w:t xml:space="preserve"> login</w:t>
       </w:r>
     </w:p>
     <w:p>
@@ -7974,7 +9113,15 @@
     </w:p>
     <w:p>
       <w:r>
-        <w:t>Approve the request and notice how the agent provides specific details from the tents catalog.</w:t>
+        <w:t xml:space="preserve">Approve the request and notice how the agent provides specific details from the tents </w:t>
+      </w:r>
+      <w:proofErr w:type="spellStart"/>
+      <w:r>
+        <w:t>catalog</w:t>
+      </w:r>
+      <w:proofErr w:type="spellEnd"/>
+      <w:r>
+        <w:t>.</w:t>
       </w:r>
     </w:p>
     <w:p>
@@ -13713,7 +14860,7 @@
     <w:charset w:val="00"/>
     <w:family w:val="modern"/>
     <w:pitch w:val="fixed"/>
-    <w:sig w:usb0="A10002FF" w:usb1="4000F9FB" w:usb2="00040000" w:usb3="00000000" w:csb0="0000019F" w:csb1="00000000"/>
+    <w:sig w:usb0="A1002AFF" w:usb1="4000F9FB" w:usb2="00040000" w:usb3="00000000" w:csb0="000001FF" w:csb1="00000000"/>
   </w:font>
 </w:fonts>
 </file>
@@ -13737,8 +14884,10 @@
     <w:rsid w:val="0008435B"/>
     <w:rsid w:val="00111573"/>
     <w:rsid w:val="001F0171"/>
+    <w:rsid w:val="006077D7"/>
     <w:rsid w:val="008C1E00"/>
     <w:rsid w:val="00CE29B1"/>
+    <w:rsid w:val="00F30BF4"/>
   </w:rsids>
   <m:mathPr>
     <m:mathFont m:val="Cambria Math"/>
